--- a/report/Lab7.docx
+++ b/report/Lab7.docx
@@ -99,7 +99,7 @@
           </w:tcPr>
           <w:p>
             <w:r>
-              <w:t>whatokk</w:t>
+              <w:t>姜丞骏</w:t>
             </w:r>
           </w:p>
         </w:tc>
